--- a/server/templates/it0291405/source.docx
+++ b/server/templates/it0291405/source.docx
@@ -324,25 +324,7 @@
                                 <w:sz w:val="32"/>
                                 <w:szCs w:val="32"/>
                               </w:rPr>
-                              <w:t xml:space="preserve">Sistema </w:t>
-                            </w:r>
-                            <w:r>
-                              <w:rPr>
-                                <w:rFonts w:ascii="Arial" w:eastAsia="Times New Roman" w:hAnsi="Arial" w:cs="Arial"/>
-                                <w:color w:val="000000" w:themeColor="text1"/>
-                                <w:sz w:val="32"/>
-                                <w:szCs w:val="32"/>
-                              </w:rPr>
-                              <w:t>e</w:t>
-                            </w:r>
-                            <w:r>
-                              <w:rPr>
-                                <w:rFonts w:ascii="Arial" w:eastAsia="Times New Roman" w:hAnsi="Arial" w:cs="Arial"/>
-                                <w:color w:val="000000" w:themeColor="text1"/>
-                                <w:sz w:val="32"/>
-                                <w:szCs w:val="32"/>
-                              </w:rPr>
-                              <w:t xml:space="preserve"> Módulo</w:t>
+                              <w:t xml:space="preserve">Sistema e Módulo</w:t>
                             </w:r>
                           </w:p>
                           <w:p>
@@ -405,7 +387,7 @@
                 <v:stroke joinstyle="miter"/>
                 <v:path gradientshapeok="t" o:connecttype="rect"/>
               </v:shapetype>
-              <v:shape id="Caixa de Texto 2" o:spid="_x0000_s1026" type="#_x0000_t202" style="position:absolute;left:0;text-align:left;margin-left:-26.35pt;margin-top:12.7pt;width:365.45pt;height:2in;z-index:251658245;visibility:visible;mso-wrap-style:square;mso-wrap-distance-left:9pt;mso-wrap-distance-top:0;mso-wrap-distance-right:9pt;mso-wrap-distance-bottom:0;mso-position-horizontal:absolute;mso-position-horizontal-relative:text;mso-position-vertical:absolute;mso-position-vertical-relative:text;v-text-anchor:top" o:gfxdata="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" filled="f" stroked="f">
+              <v:shape id="Caixa de Texto 2" o:spid="_x0000_s1026" type="#_x0000_t202" style="position:absolute;left:0;text-align:left;margin-left:-26.35pt;margin-top:12.7pt;width:365.45pt;height:2in;z-index:251658245;visibility:visible;mso-wrap-style:square;mso-wrap-distance-left:9pt;mso-wrap-distance-top:0;mso-wrap-distance-right:9pt;mso-wrap-distance-bottom:0;mso-position-horizontal:absolute;mso-position-horizontal-relative:text;mso-position-vertical:absolute;mso-position-vertical-relative:text;v-text-anchor:top" o:gfxdata="UEsDBBQABgAIAAAAIQC2gziS/gAAAOEBAAATAAAAW0NvbnRlbnRfVHlwZXNdLnhtbJSRQU7DMBBF 90jcwfIWJU67QAgl6YK0S0CoHGBkTxKLZGx5TGhvj5O2G0SRWNoz/78nu9wcxkFMGNg6quQqL6RA 0s5Y6ir5vt9lD1JwBDIwOMJKHpHlpr69KfdHjyxSmriSfYz+USnWPY7AufNIadK6MEJMx9ApD/oD OlTrorhX2lFEilmcO2RdNtjC5xDF9pCuTyYBB5bi6bQ4syoJ3g9WQ0ymaiLzg5KdCXlKLjvcW893 SUOqXwnz5DrgnHtJTxOsQfEKIT7DmDSUCaxw7Rqn8787ZsmRM9e2VmPeBN4uqYvTtW7jvijg9N/y JsXecLq0q+WD6m8AAAD//wMAUEsDBBQABgAIAAAAIQA4/SH/1gAAAJQBAAALAAAAX3JlbHMvLnJl bHOkkMFqwzAMhu+DvYPRfXGawxijTi+j0GvpHsDYimMaW0Yy2fr2M4PBMnrbUb/Q94l/f/hMi1qR JVI2sOt6UJgd+ZiDgffL8ekFlFSbvV0oo4EbChzGx4f9GRdb25HMsYhqlCwG5lrLq9biZkxWOiqY 22YiTra2kYMu1l1tQD30/bPm3wwYN0x18gb45AdQl1tp5j/sFB2T0FQ7R0nTNEV3j6o9feQzro1i OWA14Fm+Q8a1a8+Bvu/d/dMb2JY5uiPbhG/ktn4cqGU/er3pcvwCAAD//wMAUEsDBBQABgAIAAAA IQB43Ae7+gEAAM4DAAAOAAAAZHJzL2Uyb0RvYy54bWysU8tu2zAQvBfoPxC817JUO3EEy0GaNEWB 9AGk/QCaoiyiJJdd0pbSr++SchyjvRXVgeBqydmd2eH6erSGHRQGDa7h5WzOmXISWu12Df/+7f7N irMQhWuFAaca/qQCv968frUefK0q6MG0ChmBuFAPvuF9jL4uiiB7ZUWYgVeOkh2gFZFC3BUtioHQ rSmq+fyiGABbjyBVCPT3bkryTcbvOiXjl64LKjLTcOot5hXzuk1rsVmLeofC91oe2xD/0IUV2lHR E9SdiILtUf8FZbVECNDFmQRbQNdpqTIHYlPO/2Dz2AuvMhcSJ/iTTOH/wcrPh0f/FVkc38FIA8wk gn8A+SMwB7e9cDt1gwhDr0RLhcskWTH4UB+vJqlDHRLIdvgELQ1Z7CNkoLFDm1QhnozQaQBPJ9HV GJmkn4uLRVldvuVMUq5cVavVPI+lEPXzdY8hflBgWdo0HGmqGV4cHkJM7Yj6+Uiq5uBeG5Mnaxwb Gn61rJb5wlnG6kjGM9o2nArSN1khsXzv2nw5Cm2mPRUw7kg7MZ04x3E70sFEfwvtEwmAMBmMHgRt esBfnA1kroaHn3uBijPz0ZGIV+VikdyYg8XysqIAzzPb84xwkqAaHjmbtrcxO3jiekNidzrL8NLJ sVcyTVbnaPDkyvM4n3p5hpvfAAAA//8DAFBLAwQUAAYACAAAACEAq130VeAAAAAKAQAADwAAAGRy cy9kb3ducmV2LnhtbEyPy07DMBBF90j8gzVI7Fq7adKWkEmFQGxBlIfEzo2nSUQ8jmK3CX9fsyrL 0T2690yxnWwnTjT41jHCYq5AEFfOtFwjfLw/zzYgfNBsdOeYEH7Jw7a8vip0btzIb3TahVrEEva5 RmhC6HMpfdWQ1X7ueuKYHdxgdYjnUEsz6DGW204mSq2k1S3HhUb39NhQ9bM7WoTPl8P3V6pe6yeb 9aOblGR7JxFvb6aHexCBpnCB4U8/qkMZnfbuyMaLDmGWJeuIIiRZCiICq/UmAbFHWC6WKciykP9f KM8AAAD//wMAUEsBAi0AFAAGAAgAAAAhALaDOJL+AAAA4QEAABMAAAAAAAAAAAAAAAAAAAAAAFtD b250ZW50X1R5cGVzXS54bWxQSwECLQAUAAYACAAAACEAOP0h/9YAAACUAQAACwAAAAAAAAAAAAAA AAAvAQAAX3JlbHMvLnJlbHNQSwECLQAUAAYACAAAACEAeNwHu/oBAADOAwAADgAAAAAAAAAAAAAA AAAuAgAAZHJzL2Uyb0RvYy54bWxQSwECLQAUAAYACAAAACEAq130VeAAAAAKAQAADwAAAAAAAAAA AAAAAABUBAAAZHJzL2Rvd25yZXYueG1sUEsFBgAAAAAEAAQA8wAAAGEFAAAAAA== " filled="f" stroked="f">
                 <v:textbox>
                   <w:txbxContent>
                     <w:p>
@@ -458,25 +440,7 @@
                           <w:sz w:val="32"/>
                           <w:szCs w:val="32"/>
                         </w:rPr>
-                        <w:t xml:space="preserve">Sistema </w:t>
-                      </w:r>
-                      <w:r>
-                        <w:rPr>
-                          <w:rFonts w:ascii="Arial" w:eastAsia="Times New Roman" w:hAnsi="Arial" w:cs="Arial"/>
-                          <w:color w:val="000000" w:themeColor="text1"/>
-                          <w:sz w:val="32"/>
-                          <w:szCs w:val="32"/>
-                        </w:rPr>
-                        <w:t>e</w:t>
-                      </w:r>
-                      <w:r>
-                        <w:rPr>
-                          <w:rFonts w:ascii="Arial" w:eastAsia="Times New Roman" w:hAnsi="Arial" w:cs="Arial"/>
-                          <w:color w:val="000000" w:themeColor="text1"/>
-                          <w:sz w:val="32"/>
-                          <w:szCs w:val="32"/>
-                        </w:rPr>
-                        <w:t xml:space="preserve"> Módulo</w:t>
+                        <w:t xml:space="preserve">Sistema e Módulo</w:t>
                       </w:r>
                     </w:p>
                     <w:p>
@@ -667,16 +631,7 @@
                                 <w:sz w:val="25"/>
                                 <w:szCs w:val="25"/>
                               </w:rPr>
-                              <w:t xml:space="preserve">Identificação do </w:t>
-                            </w:r>
-                            <w:r>
-                              <w:rPr>
-                                <w:rFonts w:ascii="Arial" w:eastAsia="Times New Roman" w:hAnsi="Arial" w:cs="Arial"/>
-                                <w:color w:val="000000" w:themeColor="text1"/>
-                                <w:sz w:val="25"/>
-                                <w:szCs w:val="25"/>
-                              </w:rPr>
-                              <w:t>Projeto</w:t>
+                              <w:t xml:space="preserve">Identificação do Projeto</w:t>
                             </w:r>
                           </w:p>
                           <w:p>
@@ -765,7 +720,7 @@
           </mc:Choice>
           <mc:Fallback>
             <w:pict>
-              <v:shape w14:anchorId="1E5C03FA" id="_x0000_s1027" type="#_x0000_t202" style="position:absolute;left:0;text-align:left;margin-left:-27.2pt;margin-top:35pt;width:264pt;height:89.05pt;z-index:251658242;visibility:visible;mso-wrap-style:square;mso-wrap-distance-left:9pt;mso-wrap-distance-top:0;mso-wrap-distance-right:9pt;mso-wrap-distance-bottom:0;mso-position-horizontal:absolute;mso-position-horizontal-relative:text;mso-position-vertical:absolute;mso-position-vertical-relative:text;v-text-anchor:top" o:gfxdata="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" filled="f" stroked="f">
+              <v:shape w14:anchorId="1E5C03FA" id="_x0000_s1027" type="#_x0000_t202" style="position:absolute;left:0;text-align:left;margin-left:-27.2pt;margin-top:35pt;width:264pt;height:89.05pt;z-index:251658242;visibility:visible;mso-wrap-style:square;mso-wrap-distance-left:9pt;mso-wrap-distance-top:0;mso-wrap-distance-right:9pt;mso-wrap-distance-bottom:0;mso-position-horizontal:absolute;mso-position-horizontal-relative:text;mso-position-vertical:absolute;mso-position-vertical-relative:text;v-text-anchor:top" o:gfxdata="UEsDBBQABgAIAAAAIQC2gziS/gAAAOEBAAATAAAAW0NvbnRlbnRfVHlwZXNdLnhtbJSRQU7DMBBF 90jcwfIWJU67QAgl6YK0S0CoHGBkTxKLZGx5TGhvj5O2G0SRWNoz/78nu9wcxkFMGNg6quQqL6RA 0s5Y6ir5vt9lD1JwBDIwOMJKHpHlpr69KfdHjyxSmriSfYz+USnWPY7AufNIadK6MEJMx9ApD/oD OlTrorhX2lFEilmcO2RdNtjC5xDF9pCuTyYBB5bi6bQ4syoJ3g9WQ0ymaiLzg5KdCXlKLjvcW893 SUOqXwnz5DrgnHtJTxOsQfEKIT7DmDSUCaxw7Rqn8787ZsmRM9e2VmPeBN4uqYvTtW7jvijg9N/y JsXecLq0q+WD6m8AAAD//wMAUEsDBBQABgAIAAAAIQA4/SH/1gAAAJQBAAALAAAAX3JlbHMvLnJl bHOkkMFqwzAMhu+DvYPRfXGawxijTi+j0GvpHsDYimMaW0Yy2fr2M4PBMnrbUb/Q94l/f/hMi1qR JVI2sOt6UJgd+ZiDgffL8ekFlFSbvV0oo4EbChzGx4f9GRdb25HMsYhqlCwG5lrLq9biZkxWOiqY 22YiTra2kYMu1l1tQD30/bPm3wwYN0x18gb45AdQl1tp5j/sFB2T0FQ7R0nTNEV3j6o9feQzro1i OWA14Fm+Q8a1a8+Bvu/d/dMb2JY5uiPbhG/ktn4cqGU/er3pcvwCAAD//wMAUEsDBBQABgAIAAAA IQDIs6dr+wEAANUDAAAOAAAAZHJzL2Uyb0RvYy54bWysU9uO2yAQfa/Uf0C8N74kaTdWnNV2t1tV 2l6kbT8AYxyjAkOBxE6/fgfszUbtW1U/IIYxZ+acOWyvR63IUTgvwdS0WOSUCMOhlWZf0x/f799c UeIDMy1TYERNT8LT693rV9vBVqKEHlQrHEEQ46vB1rQPwVZZ5nkvNPMLsMJgsgOnWcDQ7bPWsQHR tcrKPH+bDeBa64AL7/H0bkrSXcLvOsHD167zIhBVU+wtpNWltYlrttuyau+Y7SWf22D/0IVm0mDR M9QdC4wcnPwLSkvuwEMXFhx0Bl0nuUgckE2R/8HmsWdWJC4ojrdnmfz/g+Vfjo/2myNhfA8jDjCR 8PYB+E9PDNz2zOzFjXMw9IK1WLiIkmWD9dV8NUrtKx9BmuEztDhkdgiQgMbO6agK8iSIjgM4nUUX YyAcD5fLdXmVY4pjriiW+Wa5TjVY9XzdOh8+CtAkbmrqcKoJnh0ffIjtsOr5l1jNwL1UKk1WGTLU dLMu1+nCRUbLgMZTUtcUq+M3WSGy/GDadDkwqaY9FlBmph2ZTpzD2IxEtrMmUYUG2hPq4GDyGb4L 3PTgflMyoMdq6n8dmBOUqE8GtdwUq1U0ZQpW63clBu4y01xmmOEIVdNAybS9DcnIE+Ub1LyTSY2X TuaW0TtJpNnn0ZyXcfrr5TXungAAAP//AwBQSwMEFAAGAAgAAAAhAHB3cyDfAAAACgEAAA8AAABk cnMvZG93bnJldi54bWxMj8tOwzAQRfdI/IM1SOxau8V9EOJUCMQW1AKVunPjaRIRj6PYbcLfM6xg OZqje8/NN6NvxQX72AQyMJsqEEhlcA1VBj7eXyZrEDFZcrYNhAa+McKmuL7KbebCQFu87FIlOIRi Zg3UKXWZlLGs0ds4DR0S/06h9zbx2VfS9XbgcN/KuVJL6W1D3FDbDp9qLL92Z2/g8/V02Gv1Vj37 RTeEUUny99KY25vx8QFEwjH9wfCrz+pQsNMxnMlF0RqYLLRm1MBK8SYG9OpuCeJoYK7XM5BFLv9P KH4AAAD//wMAUEsBAi0AFAAGAAgAAAAhALaDOJL+AAAA4QEAABMAAAAAAAAAAAAAAAAAAAAAAFtD b250ZW50X1R5cGVzXS54bWxQSwECLQAUAAYACAAAACEAOP0h/9YAAACUAQAACwAAAAAAAAAAAAAA AAAvAQAAX3JlbHMvLnJlbHNQSwECLQAUAAYACAAAACEAyLOna/sBAADVAwAADgAAAAAAAAAAAAAA AAAuAgAAZHJzL2Uyb0RvYy54bWxQSwECLQAUAAYACAAAACEAcHdzIN8AAAAKAQAADwAAAAAAAAAA AAAAAABVBAAAZHJzL2Rvd25yZXYueG1sUEsFBgAAAAAEAAQA8wAAAGEFAAAAAA== " filled="f" stroked="f">
                 <v:textbox>
                   <w:txbxContent>
                     <w:p>
@@ -785,16 +740,7 @@
                           <w:sz w:val="25"/>
                           <w:szCs w:val="25"/>
                         </w:rPr>
-                        <w:t xml:space="preserve">Identificação do </w:t>
-                      </w:r>
-                      <w:r>
-                        <w:rPr>
-                          <w:rFonts w:ascii="Arial" w:eastAsia="Times New Roman" w:hAnsi="Arial" w:cs="Arial"/>
-                          <w:color w:val="000000" w:themeColor="text1"/>
-                          <w:sz w:val="25"/>
-                          <w:szCs w:val="25"/>
-                        </w:rPr>
-                        <w:t>Projeto</w:t>
+                        <w:t xml:space="preserve">Identificação do Projeto</w:t>
                       </w:r>
                     </w:p>
                     <w:p>
@@ -876,16 +822,6 @@
             </w:pict>
           </mc:Fallback>
         </mc:AlternateContent>
-      </w:r>
-      <w:r>
-        <w:rPr>
-          <w:rFonts w:eastAsia="Times New Roman" w:cs="Century Gothic"/>
-          <w:bCs/>
-          <w:noProof/>
-          <w:color w:val="002060"/>
-          <w:sz w:val="28"/>
-          <w:szCs w:val="28"/>
-        </w:rPr>
         <mc:AlternateContent>
           <mc:Choice Requires="wps">
             <w:drawing>
@@ -939,7 +875,7 @@
           </mc:Choice>
           <mc:Fallback>
             <w:pict>
-              <v:line w14:anchorId="72B599A0" id="Conexão reta 25" o:spid="_x0000_s1026" style="position:absolute;z-index:251658243;visibility:visible;mso-wrap-style:square;mso-wrap-distance-left:9pt;mso-wrap-distance-top:0;mso-wrap-distance-right:9pt;mso-wrap-distance-bottom:0;mso-position-horizontal:absolute;mso-position-horizontal-relative:text;mso-position-vertical:absolute;mso-position-vertical-relative:text" from="-18.6pt,30.75pt" to="180.65pt,30.75pt" o:gfxdata="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" strokecolor="black [3040]" strokeweight="1pt"/>
+              <v:line w14:anchorId="72B599A0" id="Conexão reta 25" o:spid="_x0000_s1026" style="position:absolute;z-index:251658243;visibility:visible;mso-wrap-style:square;mso-wrap-distance-left:9pt;mso-wrap-distance-top:0;mso-wrap-distance-right:9pt;mso-wrap-distance-bottom:0;mso-position-horizontal:absolute;mso-position-horizontal-relative:text;mso-position-vertical:absolute;mso-position-vertical-relative:text" from="-18.6pt,30.75pt" to="180.65pt,30.75pt" o:gfxdata="UEsDBBQABgAIAAAAIQC2gziS/gAAAOEBAAATAAAAW0NvbnRlbnRfVHlwZXNdLnhtbJSRQU7DMBBF 90jcwfIWJU67QAgl6YK0S0CoHGBkTxKLZGx5TGhvj5O2G0SRWNoz/78nu9wcxkFMGNg6quQqL6RA 0s5Y6ir5vt9lD1JwBDIwOMJKHpHlpr69KfdHjyxSmriSfYz+USnWPY7AufNIadK6MEJMx9ApD/oD OlTrorhX2lFEilmcO2RdNtjC5xDF9pCuTyYBB5bi6bQ4syoJ3g9WQ0ymaiLzg5KdCXlKLjvcW893 SUOqXwnz5DrgnHtJTxOsQfEKIT7DmDSUCaxw7Rqn8787ZsmRM9e2VmPeBN4uqYvTtW7jvijg9N/y JsXecLq0q+WD6m8AAAD//wMAUEsDBBQABgAIAAAAIQA4/SH/1gAAAJQBAAALAAAAX3JlbHMvLnJl bHOkkMFqwzAMhu+DvYPRfXGawxijTi+j0GvpHsDYimMaW0Yy2fr2M4PBMnrbUb/Q94l/f/hMi1qR JVI2sOt6UJgd+ZiDgffL8ekFlFSbvV0oo4EbChzGx4f9GRdb25HMsYhqlCwG5lrLq9biZkxWOiqY 22YiTra2kYMu1l1tQD30/bPm3wwYN0x18gb45AdQl1tp5j/sFB2T0FQ7R0nTNEV3j6o9feQzro1i OWA14Fm+Q8a1a8+Bvu/d/dMb2JY5uiPbhG/ktn4cqGU/er3pcvwCAAD//wMAUEsDBBQABgAIAAAA IQAb9jUipAEAAJkDAAAOAAAAZHJzL2Uyb0RvYy54bWysU01v2zAMvQ/YfxB0X+Rk6zoYcXpo0V2K rtjHD1BlKhYmiYKkxc6/H6UkTtENw1D0Qksi3yMfSa+vJmfZDmIy6Du+XDScgVfYG7/t+I/vt+8+ cZay9L206KHje0j8avP2zXoMLaxwQNtDZETiUzuGjg85h1aIpAZwMi0wgCenxuhkpmvcij7Kkdid Faum+ShGjH2IqCAler05OPmm8msNKn/ROkFmtuNUW642VvtYrNisZbuNMgxGHcuQL6jCSeMp6Ux1 I7Nkv6L5g8oZFTGhzguFTqDWRkHVQGqWzTM13wYZoGqh5qQwtym9Hq263137h0htGENqU3iIRcWk oytfqo9NtVn7uVkwZabocXXxvvlwecGZOvnEGRhiyp8BHSuHjlvjiw7Zyt1dypSMQk8h5dl6NtL2 rC6bOhFxrqWe8t7CIewraGZ6yr6sdHVN4NpGtpM04P7nsgyUyK2nyALRxtoZ1PwbdIwtMKir87/A ObpmRJ9noDMe49+y5ulUqj7EU9lPtJbjI/b7OpnqoPlXZcddLQv29F7h5z9q8xsAAP//AwBQSwME FAAGAAgAAAAhAKxmSl3gAAAACQEAAA8AAABkcnMvZG93bnJldi54bWxMj8tuwjAQRfeV+AdrKrED 50HTKo2DEA+pldiUdNGliYckJR5HsQnh72vURbucmaM752bLUbdswN42hgSE8wAYUmlUQ5WAz2I3 ewFmnSQlW0Mo4IYWlvnkIZOpMlf6wOHgKuZDyKZSQO1cl3Juyxq1tHPTIfnbyfRaOj/2FVe9vPpw 3fIoCBKuZUP+Qy07XNdYng8XLWD4Xmy02Z/ed8X+q1ht3s4ULbZCTB/H1Sswh6P7g+Gu79Uh905H cyFlWStgFj9HHhWQhE/APBAnYQzs+Lvgecb/N8h/AAAA//8DAFBLAQItABQABgAIAAAAIQC2gziS /gAAAOEBAAATAAAAAAAAAAAAAAAAAAAAAABbQ29udGVudF9UeXBlc10ueG1sUEsBAi0AFAAGAAgA AAAhADj9If/WAAAAlAEAAAsAAAAAAAAAAAAAAAAALwEAAF9yZWxzLy5yZWxzUEsBAi0AFAAGAAgA AAAhABv2NSKkAQAAmQMAAA4AAAAAAAAAAAAAAAAALgIAAGRycy9lMm9Eb2MueG1sUEsBAi0AFAAG AAgAAAAhAKxmSl3gAAAACQEAAA8AAAAAAAAAAAAAAAAA/gMAAGRycy9kb3ducmV2LnhtbFBLBQYA AAAABAAEAPMAAAALBQAAAAA= " strokecolor="black [3040]" strokeweight="1pt"/>
             </w:pict>
           </mc:Fallback>
         </mc:AlternateContent>
@@ -1116,7 +1052,7 @@
           </mc:Choice>
           <mc:Fallback>
             <w:pict>
-              <v:oval w14:anchorId="0ED906B2" id="Oval 3" o:spid="_x0000_s1028" style="position:absolute;left:0;text-align:left;margin-left:-18.6pt;margin-top:28.85pt;width:70pt;height:70pt;z-index:251658244;visibility:visible;mso-wrap-style:square;mso-wrap-distance-left:9pt;mso-wrap-distance-top:0;mso-wrap-distance-right:9pt;mso-wrap-distance-bottom:0;mso-position-horizontal:absolute;mso-position-horizontal-relative:text;mso-position-vertical:absolute;mso-position-vertical-relative:text;v-text-anchor:middle" o:gfxdata="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" fillcolor="#190fff" stroked="f" strokeweight="2pt">
+              <v:oval w14:anchorId="0ED906B2" id="Oval 3" o:spid="_x0000_s1028" style="position:absolute;left:0;text-align:left;margin-left:-18.6pt;margin-top:28.85pt;width:70pt;height:70pt;z-index:251658244;visibility:visible;mso-wrap-style:square;mso-wrap-distance-left:9pt;mso-wrap-distance-top:0;mso-wrap-distance-right:9pt;mso-wrap-distance-bottom:0;mso-position-horizontal:absolute;mso-position-horizontal-relative:text;mso-position-vertical:absolute;mso-position-vertical-relative:text;v-text-anchor:middle" o:gfxdata="UEsDBBQABgAIAAAAIQC2gziS/gAAAOEBAAATAAAAW0NvbnRlbnRfVHlwZXNdLnhtbJSRQU7DMBBF 90jcwfIWJU67QAgl6YK0S0CoHGBkTxKLZGx5TGhvj5O2G0SRWNoz/78nu9wcxkFMGNg6quQqL6RA 0s5Y6ir5vt9lD1JwBDIwOMJKHpHlpr69KfdHjyxSmriSfYz+USnWPY7AufNIadK6MEJMx9ApD/oD OlTrorhX2lFEilmcO2RdNtjC5xDF9pCuTyYBB5bi6bQ4syoJ3g9WQ0ymaiLzg5KdCXlKLjvcW893 SUOqXwnz5DrgnHtJTxOsQfEKIT7DmDSUCaxw7Rqn8787ZsmRM9e2VmPeBN4uqYvTtW7jvijg9N/y JsXecLq0q+WD6m8AAAD//wMAUEsDBBQABgAIAAAAIQA4/SH/1gAAAJQBAAALAAAAX3JlbHMvLnJl bHOkkMFqwzAMhu+DvYPRfXGawxijTi+j0GvpHsDYimMaW0Yy2fr2M4PBMnrbUb/Q94l/f/hMi1qR JVI2sOt6UJgd+ZiDgffL8ekFlFSbvV0oo4EbChzGx4f9GRdb25HMsYhqlCwG5lrLq9biZkxWOiqY 22YiTra2kYMu1l1tQD30/bPm3wwYN0x18gb45AdQl1tp5j/sFB2T0FQ7R0nTNEV3j6o9feQzro1i OWA14Fm+Q8a1a8+Bvu/d/dMb2JY5uiPbhG/ktn4cqGU/er3pcvwCAAD//wMAUEsDBBQABgAIAAAA IQCSsHK3hwIAAHMFAAAOAAAAZHJzL2Uyb0RvYy54bWysVEtv2zAMvg/YfxB0X+0E7dYGdYqgRYYB RVu0HXpWZCk2IIuapMTOfv1I+ZFuLXYYdrEp8ePHh0heXnWNYXvlQw224LOTnDNlJZS13Rb8+/P6 0zlnIQpbCgNWFfygAr9afvxw2bqFmkMFplSeIYkNi9YVvIrRLbIsyEo1IpyAUxaVGnwjIh79Niu9 aJG9Mdk8zz9nLfjSeZAqBLy96ZV8mfi1VjLeax1UZKbgGFtMX5++G/pmy0ux2HrhqloOYYh/iKIR tUWnE9WNiILtfP2GqqmlhwA6nkhoMtC6lirlgNnM8j+yeaqEUykXLE5wU5nC/6OVd/sn9+CxDK0L i4AiZdFp39Af42NdKtZhKpbqIpN4eX5+kedYUomqQUaW7GjsfIhfFTSMhIIrY2oXKB2xEPvbEHv0 iKLrAKYu17Ux6eC3m2vj2V7g080u8vV6Ta+FDn6DGUtgC2TWq+kmO2aTpHgwinDGPirN6hLjn6dI UqOpyY+QUtk461WVKFXv/gwzTb1C3qk1ySLFkgiJWaP/iXsgGJE9ycjdRzngyVSlPp2M878F1htP Fskz2DgZN7UF/x6BwawGzz1+LFJfGqpS7DYd1oZKg0i62UB5ePDMQz83wcl1jY95K0J8EB4HBd8f hz/e40cbaAsOg8RZBf7ne/eEx/5FLWctDl7Bw4+d8Ioz881iZ1/MTk9pUtPh9OzLHA/+tWbzWmN3 zTVQg+CacTKJhI9mFLWH5gV3xIq8okpYib4LLqMfD9exXwi4ZaRarRIMp9OJeGufnCRyqjN16nP3 IrwbOjriKNzBOKRvurrHkqWF1S6CrlPLH+s6vABOdmqlYQvR6nh9Tqjjrlz+AgAA//8DAFBLAwQU AAYACAAAACEAaYIAbd4AAAAKAQAADwAAAGRycy9kb3ducmV2LnhtbEyPQU/DMAyF70j8h8hIXNCW UjY6StOpMHFFosA9a0xTaJyqybrCr8c7wc32e3r+XrGdXS8mHEPnScH1MgGB1HjTUavg7fVpsQER oiaje0+o4BsDbMvzs0Lnxh/pBac6toJDKORagY1xyKUMjUWnw9IPSKx9+NHpyOvYSjPqI4e7XqZJ ciud7og/WD3go8Xmqz44BU21fpZh9/lzNe027+MK7aquHpS6vJirexAR5/hnhhM+o0PJTHt/IBNE r2Bxk6VsVbDOMhAnQ5Jylz0Pd3yRZSH/Vyh/AQAA//8DAFBLAQItABQABgAIAAAAIQC2gziS/gAA AOEBAAATAAAAAAAAAAAAAAAAAAAAAABbQ29udGVudF9UeXBlc10ueG1sUEsBAi0AFAAGAAgAAAAh ADj9If/WAAAAlAEAAAsAAAAAAAAAAAAAAAAALwEAAF9yZWxzLy5yZWxzUEsBAi0AFAAGAAgAAAAh AJKwcreHAgAAcwUAAA4AAAAAAAAAAAAAAAAALgIAAGRycy9lMm9Eb2MueG1sUEsBAi0AFAAGAAgA AAAhAGmCAG3eAAAACgEAAA8AAAAAAAAAAAAAAAAA4QQAAGRycy9kb3ducmV2LnhtbFBLBQYAAAAA BAAEAPMAAADsBQAAAAA= " fillcolor="#190fff" stroked="f" strokeweight="2pt">
                 <v:textbox>
                   <w:txbxContent>
                     <w:p>
@@ -1341,43 +1277,7 @@
                                   <w:sz w:val="20"/>
                                   <w:szCs w:val="20"/>
                                 </w:rPr>
-                                <w:t>DD</w:t>
-                              </w:r>
-                              <w:r>
-                                <w:rPr>
-                                  <w:rFonts w:ascii="Arial" w:eastAsia="Times New Roman" w:hAnsi="Arial" w:cs="Arial"/>
-                                  <w:color w:val="000000" w:themeColor="text1"/>
-                                  <w:sz w:val="20"/>
-                                  <w:szCs w:val="20"/>
-                                </w:rPr>
-                                <w:t>/</w:t>
-                              </w:r>
-                              <w:r>
-                                <w:rPr>
-                                  <w:rFonts w:ascii="Arial" w:eastAsia="Times New Roman" w:hAnsi="Arial" w:cs="Arial"/>
-                                  <w:color w:val="000000" w:themeColor="text1"/>
-                                  <w:sz w:val="20"/>
-                                  <w:szCs w:val="20"/>
-                                </w:rPr>
-                                <w:t>MM</w:t>
-                              </w:r>
-                              <w:r>
-                                <w:rPr>
-                                  <w:rFonts w:ascii="Arial" w:eastAsia="Times New Roman" w:hAnsi="Arial" w:cs="Arial"/>
-                                  <w:color w:val="000000" w:themeColor="text1"/>
-                                  <w:sz w:val="20"/>
-                                  <w:szCs w:val="20"/>
-                                </w:rPr>
-                                <w:t>/</w:t>
-                              </w:r>
-                              <w:r>
-                                <w:rPr>
-                                  <w:rFonts w:ascii="Arial" w:eastAsia="Times New Roman" w:hAnsi="Arial" w:cs="Arial"/>
-                                  <w:color w:val="000000" w:themeColor="text1"/>
-                                  <w:sz w:val="20"/>
-                                  <w:szCs w:val="20"/>
-                                </w:rPr>
-                                <w:t>AAAA</w:t>
+                                <w:t>DD/MM/AAAA</w:t>
                               </w:r>
                             </w:p>
                             <w:p>
@@ -1503,28 +1403,7 @@
                                   <w:sz w:val="17"/>
                                   <w:szCs w:val="17"/>
                                 </w:rPr>
-                                <w:t>IT-029-14-0</w:t>
-                              </w:r>
-                              <w:r>
-                                <w:rPr>
-                                  <w:rFonts w:ascii="Arial" w:eastAsia="Times New Roman" w:hAnsi="Arial" w:cs="Arial"/>
-                                  <w:b/>
-                                  <w:bCs/>
-                                  <w:color w:val="000000" w:themeColor="text1"/>
-                                  <w:sz w:val="17"/>
-                                  <w:szCs w:val="17"/>
-                                </w:rPr>
-                                <w:t>5</w:t>
-                              </w:r>
-                              <w:r>
-                                <w:rPr>
-                                  <w:rFonts w:ascii="Arial" w:eastAsia="Times New Roman" w:hAnsi="Arial" w:cs="Arial"/>
-                                  <w:b/>
-                                  <w:bCs/>
-                                  <w:color w:val="000000" w:themeColor="text1"/>
-                                  <w:sz w:val="17"/>
-                                  <w:szCs w:val="17"/>
-                                </w:rPr>
+                                <w:t>IT-029-14-05</w:t>
                                 <w:br/>
                               </w:r>
                               <w:r>
@@ -1534,25 +1413,7 @@
                                   <w:sz w:val="17"/>
                                   <w:szCs w:val="17"/>
                                 </w:rPr>
-                                <w:t>Especificação</w:t>
-                              </w:r>
-                              <w:r>
-                                <w:rPr>
-                                  <w:rFonts w:ascii="Arial" w:eastAsia="Times New Roman" w:hAnsi="Arial" w:cs="Arial"/>
-                                  <w:color w:val="000000" w:themeColor="text1"/>
-                                  <w:sz w:val="17"/>
-                                  <w:szCs w:val="17"/>
-                                </w:rPr>
-                                <w:t xml:space="preserve"> </w:t>
-                              </w:r>
-                              <w:r>
-                                <w:rPr>
-                                  <w:rFonts w:ascii="Arial" w:eastAsia="Times New Roman" w:hAnsi="Arial" w:cs="Arial"/>
-                                  <w:color w:val="000000" w:themeColor="text1"/>
-                                  <w:sz w:val="17"/>
-                                  <w:szCs w:val="17"/>
-                                </w:rPr>
-                                <w:t>Funcional/Técnica</w:t>
+                                <w:t xml:space="preserve">Especificação Funcional/Técnica</w:t>
                               </w:r>
                             </w:p>
                           </w:txbxContent>
@@ -1707,8 +1568,8 @@
           </mc:Choice>
           <mc:Fallback>
             <w:pict>
-              <v:group w14:anchorId="4226F27E" id="Agrupar 8" o:spid="_x0000_s1029" style="position:absolute;margin-left:-27.4pt;margin-top:9.85pt;width:303.6pt;height:88.15pt;z-index:251658246;mso-width-relative:margin;mso-height-relative:margin" coordorigin="5524" coordsize="38557,11195" o:gfxdata="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">
-                <v:shape id="_x0000_s1030" type="#_x0000_t202" style="position:absolute;left:5524;top:2095;width:12510;height:2731;visibility:visible;mso-wrap-style:square;v-text-anchor:top" o:gfxdata="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" filled="f" stroked="f">
+              <v:group w14:anchorId="4226F27E" id="Agrupar 8" o:spid="_x0000_s1029" style="position:absolute;margin-left:-27.4pt;margin-top:9.85pt;width:303.6pt;height:88.15pt;z-index:251658246;mso-width-relative:margin;mso-height-relative:margin" coordorigin="5524" coordsize="38557,11195" o:gfxdata="UEsDBBQABgAIAAAAIQC2gziS/gAAAOEBAAATAAAAW0NvbnRlbnRfVHlwZXNdLnhtbJSRQU7DMBBF 90jcwfIWJU67QAgl6YK0S0CoHGBkTxKLZGx5TGhvj5O2G0SRWNoz/78nu9wcxkFMGNg6quQqL6RA 0s5Y6ir5vt9lD1JwBDIwOMJKHpHlpr69KfdHjyxSmriSfYz+USnWPY7AufNIadK6MEJMx9ApD/oD OlTrorhX2lFEilmcO2RdNtjC5xDF9pCuTyYBB5bi6bQ4syoJ3g9WQ0ymaiLzg5KdCXlKLjvcW893 SUOqXwnz5DrgnHtJTxOsQfEKIT7DmDSUCaxw7Rqn8787ZsmRM9e2VmPeBN4uqYvTtW7jvijg9N/y JsXecLq0q+WD6m8AAAD//wMAUEsDBBQABgAIAAAAIQA4/SH/1gAAAJQBAAALAAAAX3JlbHMvLnJl bHOkkMFqwzAMhu+DvYPRfXGawxijTi+j0GvpHsDYimMaW0Yy2fr2M4PBMnrbUb/Q94l/f/hMi1qR JVI2sOt6UJgd+ZiDgffL8ekFlFSbvV0oo4EbChzGx4f9GRdb25HMsYhqlCwG5lrLq9biZkxWOiqY 22YiTra2kYMu1l1tQD30/bPm3wwYN0x18gb45AdQl1tp5j/sFB2T0FQ7R0nTNEV3j6o9feQzro1i OWA14Fm+Q8a1a8+Bvu/d/dMb2JY5uiPbhG/ktn4cqGU/er3pcvwCAAD//wMAUEsDBBQABgAIAAAA IQBZnIXDtQIAAAoKAAAOAAAAZHJzL2Uyb0RvYy54bWzsVttu3CAQfa/Uf0C8N77sehNb8Ubp5qJK aRsp6QewGNuoNlBgY6df3wH2lu1DpVSVNlL3gQXDDHMOZwbOL8a+Q09MGy5FiZOTGCMmqKy4aEr8 7fHmwxlGxhJRkU4KVuJnZvDF/P2780EVLJWt7CqmETgRphhUiVtrVRFFhrasJ+ZEKiZgspa6JxaG uokqTQbw3ndRGsezaJC6UlpSZgx8vQqTeO791zWj9mtdG2ZRV2KIzfpW+3bp2mh+TopGE9Vyug6D vCKKnnABm25dXRFL0Erz31z1nGppZG1PqOwjWdecMo8B0CTxAZpbLVfKY2mKoVFbmoDaA55e7ZZ+ ebrV6kHda2BiUA1w4UcOy1jr3v1DlGj0lD1vKWOjRRQ+Ts6y7DQFZinMJUmSZ3EWSKUtMO/ssiyd ZrBiZ0zb6z+YR5vdoxcxDQpUYnZEmL8j4qElinl+TQFE3GvEqxJPMRKkB60uCB8Jqhh6BLQSpQ6X iwCWOsKQHT9KwJf4gzfqTtLvBgm5aIlo2KXWcmgZqSDGxFkCkq1p8GOck+XwWVawGVlZ6R0dsL7H XhrnGRDpJbvhP0kz+LrmPz2dxGHBlj9SKG3sLZM9cp0Sa0gJvw95ujPWxbVb4g5byBvedX6PTqCh xHmWZt5gb6bnFrK2432Jz2L3C0E5uNei8saW8C70YYNOrPE7yAG8HZejp3uyoXUpq2cgRMuQpFBU oNNK/ROjARK0xObHimiGUfdJAKl5Mp26jPaDaRCh3p9Z7s8QQcFViS1GobuwvgoEyJdAfs09G+6U QiTrkEFvIeJ/Lrx0dqzKm8X5bHPIG+VN0kk2AWn4zAcR5iHx35Dypv+Vty55Ryu8g2r34raBypfk fsEb0py/HHc15jirnb904cHhL4f148i9aPbHvjrunnDzXwAAAP//AwBQSwMEFAAGAAgAAAAhAJ0w aYzhAAAACgEAAA8AAABkcnMvZG93bnJldi54bWxMj0FPwkAQhe8m/ofNmHiDbZEi1m4JIeqJmAgm htvQHdqG7m7TXdry7x1OenzzXt77JluNphE9db52VkE8jUCQLZyubange/8+WYLwAa3GxllScCUP q/z+LsNUu8F+Ub8LpeAS61NUUIXQplL6oiKDfupasuydXGcwsOxKqTscuNw0chZFC2mwtrxQYUub iorz7mIUfAw4rJ/it357Pm2uh33y+bONSanHh3H9CiLQGP7CcMNndMiZ6eguVnvRKJgkc0YPbLw8 g+BAkszmII63wyICmWfy/wv5LwAAAP//AwBQSwECLQAUAAYACAAAACEAtoM4kv4AAADhAQAAEwAA AAAAAAAAAAAAAAAAAAAAW0NvbnRlbnRfVHlwZXNdLnhtbFBLAQItABQABgAIAAAAIQA4/SH/1gAA AJQBAAALAAAAAAAAAAAAAAAAAC8BAABfcmVscy8ucmVsc1BLAQItABQABgAIAAAAIQBZnIXDtQIA AAoKAAAOAAAAAAAAAAAAAAAAAC4CAABkcnMvZTJvRG9jLnhtbFBLAQItABQABgAIAAAAIQCdMGmM 4QAAAAoBAAAPAAAAAAAAAAAAAAAAAA8FAABkcnMvZG93bnJldi54bWxQSwUGAAAAAAQABADzAAAA HQYAAAAA ">
+                <v:shape id="_x0000_s1030" type="#_x0000_t202" style="position:absolute;left:5524;top:2095;width:12510;height:2731;visibility:visible;mso-wrap-style:square;v-text-anchor:top" o:gfxdata="UEsDBBQABgAIAAAAIQDb4fbL7gAAAIUBAAATAAAAW0NvbnRlbnRfVHlwZXNdLnhtbHyQz07DMAyH 70i8Q+QralM4IITa7kDhCAiNB7ASt43WOlEcyvb2pNu4IODoPz9/n1xv9vOkForiPDdwXVagiI23 jocG3rdPxR0oScgWJ8/UwIEENu3lRb09BBKV0ywNjCmFe63FjDSjlD4Q50nv44wpl3HQAc0OB9I3 VXWrjedEnIq03oC27qjHjympx31un0wiTQLq4bS4shrAECZnMGVTvbD9QSnOhDInjzsyuiBXWQP0 r4R18jfgnHvJr4nOknrFmJ5xzhraRtHWf3Kkpfz/yGo5S+H73hkquyhdjr3R8m2lj09svwAAAP// AwBQSwMEFAAGAAgAAAAhAFr0LFu/AAAAFQEAAAsAAABfcmVscy8ucmVsc2zPwWrDMAwG4Ptg72B0 X5TuUMaI01uh19I+gLGVxCy2jGSy9e1nemrHjpL4P0nD4SetZiPRyNnCruvBUPYcYp4tXC/Htw8w Wl0ObuVMFm6kcBhfX4Yzra62kC6xqGlKVgtLreUTUf1CyWnHhXKbTCzJ1VbKjMX5LzcTvvf9HuXR gPHJNKdgQU5hB+ZyK23zHztFL6w81c5zQp6m6P9TMfB3PtPWFCczVQtB9N4U2rp2HOA44NMz4y8A AAD//wMAUEsDBBQABgAIAAAAIQDaNpDHwQAAANoAAAAPAAAAZHJzL2Rvd25yZXYueG1sRI9Pi8Iw FMTvgt8hPMGbJoqKW40iirAnF//swt4ezbMtNi+libb77TeC4HGYmd8wy3VrS/Gg2heONYyGCgRx 6kzBmYbLeT+Yg/AB2WDpmDT8kYf1qttZYmJcw0d6nEImIoR9ghryEKpESp/mZNEPXUUcvaurLYYo 60yaGpsIt6UcKzWTFguOCzlWtM0pvZ3uVsP34fr7M1Ff2c5Oq8a1SrL9kFr3e+1mASJQG97hV/vT aJjA80q8AXL1DwAA//8DAFBLAQItABQABgAIAAAAIQDb4fbL7gAAAIUBAAATAAAAAAAAAAAAAAAA AAAAAABbQ29udGVudF9UeXBlc10ueG1sUEsBAi0AFAAGAAgAAAAhAFr0LFu/AAAAFQEAAAsAAAAA AAAAAAAAAAAAHwEAAF9yZWxzLy5yZWxzUEsBAi0AFAAGAAgAAAAhANo2kMfBAAAA2gAAAA8AAAAA AAAAAAAAAAAABwIAAGRycy9kb3ducmV2LnhtbFBLBQYAAAAAAwADALcAAAD1AgAAAAA= " filled="f" stroked="f">
                   <v:textbox>
                     <w:txbxContent>
                       <w:p>
@@ -1727,43 +1588,7 @@
                             <w:sz w:val="20"/>
                             <w:szCs w:val="20"/>
                           </w:rPr>
-                          <w:t>DD</w:t>
-                        </w:r>
-                        <w:r>
-                          <w:rPr>
-                            <w:rFonts w:ascii="Arial" w:eastAsia="Times New Roman" w:hAnsi="Arial" w:cs="Arial"/>
-                            <w:color w:val="000000" w:themeColor="text1"/>
-                            <w:sz w:val="20"/>
-                            <w:szCs w:val="20"/>
-                          </w:rPr>
-                          <w:t>/</w:t>
-                        </w:r>
-                        <w:r>
-                          <w:rPr>
-                            <w:rFonts w:ascii="Arial" w:eastAsia="Times New Roman" w:hAnsi="Arial" w:cs="Arial"/>
-                            <w:color w:val="000000" w:themeColor="text1"/>
-                            <w:sz w:val="20"/>
-                            <w:szCs w:val="20"/>
-                          </w:rPr>
-                          <w:t>MM</w:t>
-                        </w:r>
-                        <w:r>
-                          <w:rPr>
-                            <w:rFonts w:ascii="Arial" w:eastAsia="Times New Roman" w:hAnsi="Arial" w:cs="Arial"/>
-                            <w:color w:val="000000" w:themeColor="text1"/>
-                            <w:sz w:val="20"/>
-                            <w:szCs w:val="20"/>
-                          </w:rPr>
-                          <w:t>/</w:t>
-                        </w:r>
-                        <w:r>
-                          <w:rPr>
-                            <w:rFonts w:ascii="Arial" w:eastAsia="Times New Roman" w:hAnsi="Arial" w:cs="Arial"/>
-                            <w:color w:val="000000" w:themeColor="text1"/>
-                            <w:sz w:val="20"/>
-                            <w:szCs w:val="20"/>
-                          </w:rPr>
-                          <w:t>AAAA</w:t>
+                          <w:t>DD/MM/AAAA</w:t>
                         </w:r>
                       </w:p>
                       <w:p>
@@ -1822,7 +1647,7 @@
                     </w:txbxContent>
                   </v:textbox>
                 </v:shape>
-                <v:shape id="_x0000_s1031" type="#_x0000_t202" style="position:absolute;left:5524;top:6096;width:32353;height:5099;visibility:visible;mso-wrap-style:square;v-text-anchor:top" o:gfxdata="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" filled="f" stroked="f">
+                <v:shape id="_x0000_s1031" type="#_x0000_t202" style="position:absolute;left:5524;top:6096;width:32353;height:5099;visibility:visible;mso-wrap-style:square;v-text-anchor:top" o:gfxdata="UEsDBBQABgAIAAAAIQDb4fbL7gAAAIUBAAATAAAAW0NvbnRlbnRfVHlwZXNdLnhtbHyQz07DMAyH 70i8Q+QralM4IITa7kDhCAiNB7ASt43WOlEcyvb2pNu4IODoPz9/n1xv9vOkForiPDdwXVagiI23 jocG3rdPxR0oScgWJ8/UwIEENu3lRb09BBKV0ywNjCmFe63FjDSjlD4Q50nv44wpl3HQAc0OB9I3 VXWrjedEnIq03oC27qjHjympx31un0wiTQLq4bS4shrAECZnMGVTvbD9QSnOhDInjzsyuiBXWQP0 r4R18jfgnHvJr4nOknrFmJ5xzhraRtHWf3Kkpfz/yGo5S+H73hkquyhdjr3R8m2lj09svwAAAP// AwBQSwMEFAAGAAgAAAAhAFr0LFu/AAAAFQEAAAsAAABfcmVscy8ucmVsc2zPwWrDMAwG4Ptg72B0 X5TuUMaI01uh19I+gLGVxCy2jGSy9e1nemrHjpL4P0nD4SetZiPRyNnCruvBUPYcYp4tXC/Htw8w Wl0ObuVMFm6kcBhfX4Yzra62kC6xqGlKVgtLreUTUf1CyWnHhXKbTCzJ1VbKjMX5LzcTvvf9HuXR gPHJNKdgQU5hB+ZyK23zHztFL6w81c5zQp6m6P9TMfB3PtPWFCczVQtB9N4U2rp2HOA44NMz4y8A AAD//wMAUEsDBBQABgAIAAAAIQBySSKrwwAAANsAAAAPAAAAZHJzL2Rvd25yZXYueG1sRI/NasMw EITvhbyD2EBvtZTQmsSxEkJKoaeW5g9yW6yNbWKtjKXa7ttXhUKOw8x8w+Sb0Taip87XjjXMEgWC uHCm5lLD8fD2tADhA7LBxjFp+CEPm/XkIcfMuIG/qN+HUkQI+ww1VCG0mZS+qMiiT1xLHL2r6yyG KLtSmg6HCLeNnCuVSos1x4UKW9pVVNz231bD6eN6OT+rz/LVvrSDG5Vku5RaP07H7QpEoDHcw//t d6NhnsLfl/gD5PoXAAD//wMAUEsBAi0AFAAGAAgAAAAhANvh9svuAAAAhQEAABMAAAAAAAAAAAAA AAAAAAAAAFtDb250ZW50X1R5cGVzXS54bWxQSwECLQAUAAYACAAAACEAWvQsW78AAAAVAQAACwAA AAAAAAAAAAAAAAAfAQAAX3JlbHMvLnJlbHNQSwECLQAUAAYACAAAACEAckkiq8MAAADbAAAADwAA AAAAAAAAAAAAAAAHAgAAZHJzL2Rvd25yZXYueG1sUEsFBgAAAAADAAMAtwAAAPcCAAAAAA== " filled="f" stroked="f">
                   <v:textbox>
                     <w:txbxContent>
                       <w:p>
@@ -1866,28 +1691,7 @@
                             <w:sz w:val="17"/>
                             <w:szCs w:val="17"/>
                           </w:rPr>
-                          <w:t>IT-029-14-0</w:t>
-                        </w:r>
-                        <w:r>
-                          <w:rPr>
-                            <w:rFonts w:ascii="Arial" w:eastAsia="Times New Roman" w:hAnsi="Arial" w:cs="Arial"/>
-                            <w:b/>
-                            <w:bCs/>
-                            <w:color w:val="000000" w:themeColor="text1"/>
-                            <w:sz w:val="17"/>
-                            <w:szCs w:val="17"/>
-                          </w:rPr>
-                          <w:t>5</w:t>
-                        </w:r>
-                        <w:r>
-                          <w:rPr>
-                            <w:rFonts w:ascii="Arial" w:eastAsia="Times New Roman" w:hAnsi="Arial" w:cs="Arial"/>
-                            <w:b/>
-                            <w:bCs/>
-                            <w:color w:val="000000" w:themeColor="text1"/>
-                            <w:sz w:val="17"/>
-                            <w:szCs w:val="17"/>
-                          </w:rPr>
+                          <w:t>IT-029-14-05</w:t>
                           <w:br/>
                         </w:r>
                         <w:r>
@@ -1897,31 +1701,13 @@
                             <w:sz w:val="17"/>
                             <w:szCs w:val="17"/>
                           </w:rPr>
-                          <w:t>Especificação</w:t>
-                        </w:r>
-                        <w:r>
-                          <w:rPr>
-                            <w:rFonts w:ascii="Arial" w:eastAsia="Times New Roman" w:hAnsi="Arial" w:cs="Arial"/>
-                            <w:color w:val="000000" w:themeColor="text1"/>
-                            <w:sz w:val="17"/>
-                            <w:szCs w:val="17"/>
-                          </w:rPr>
-                          <w:t xml:space="preserve"> </w:t>
-                        </w:r>
-                        <w:r>
-                          <w:rPr>
-                            <w:rFonts w:ascii="Arial" w:eastAsia="Times New Roman" w:hAnsi="Arial" w:cs="Arial"/>
-                            <w:color w:val="000000" w:themeColor="text1"/>
-                            <w:sz w:val="17"/>
-                            <w:szCs w:val="17"/>
-                          </w:rPr>
-                          <w:t>Funcional/Técnica</w:t>
+                          <w:t xml:space="preserve">Especificação Funcional/Técnica</w:t>
                         </w:r>
                       </w:p>
                     </w:txbxContent>
                   </v:textbox>
                 </v:shape>
-                <v:shape id="_x0000_s1032" type="#_x0000_t202" style="position:absolute;left:5524;width:38557;height:2501;visibility:visible;mso-wrap-style:square;v-text-anchor:top" o:gfxdata="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" filled="f" stroked="f">
+                <v:shape id="_x0000_s1032" type="#_x0000_t202" style="position:absolute;left:5524;width:38557;height:2501;visibility:visible;mso-wrap-style:square;v-text-anchor:top" o:gfxdata="UEsDBBQABgAIAAAAIQDb4fbL7gAAAIUBAAATAAAAW0NvbnRlbnRfVHlwZXNdLnhtbHyQz07DMAyH 70i8Q+QralM4IITa7kDhCAiNB7ASt43WOlEcyvb2pNu4IODoPz9/n1xv9vOkForiPDdwXVagiI23 jocG3rdPxR0oScgWJ8/UwIEENu3lRb09BBKV0ywNjCmFe63FjDSjlD4Q50nv44wpl3HQAc0OB9I3 VXWrjedEnIq03oC27qjHjympx31un0wiTQLq4bS4shrAECZnMGVTvbD9QSnOhDInjzsyuiBXWQP0 r4R18jfgnHvJr4nOknrFmJ5xzhraRtHWf3Kkpfz/yGo5S+H73hkquyhdjr3R8m2lj09svwAAAP// AwBQSwMEFAAGAAgAAAAhAFr0LFu/AAAAFQEAAAsAAABfcmVscy8ucmVsc2zPwWrDMAwG4Ptg72B0 X5TuUMaI01uh19I+gLGVxCy2jGSy9e1nemrHjpL4P0nD4SetZiPRyNnCruvBUPYcYp4tXC/Htw8w Wl0ObuVMFm6kcBhfX4Yzra62kC6xqGlKVgtLreUTUf1CyWnHhXKbTCzJ1VbKjMX5LzcTvvf9HuXR gPHJNKdgQU5hB+ZyK23zHztFL6w81c5zQp6m6P9TMfB3PtPWFCczVQtB9N4U2rp2HOA44NMz4y8A AAD//wMAUEsDBBQABgAIAAAAIQBFqKsrwQAAANoAAAAPAAAAZHJzL2Rvd25yZXYueG1sRI9Pi8Iw FMTvwn6H8Ba8abKyilajLC4LnhT/grdH82yLzUtpsrZ+eyMIHoeZ+Q0zW7S2FDeqfeFYw1dfgSBO nSk403DY//XGIHxANlg6Jg138rCYf3RmmBjX8JZuu5CJCGGfoIY8hCqR0qc5WfR9VxFH7+JqiyHK OpOmxibCbSkHSo2kxYLjQo4VLXNKr7t/q+G4vpxP32qT/dph1bhWSbYTqXX3s/2ZggjUhnf41V4Z DSN4Xok3QM4fAAAA//8DAFBLAQItABQABgAIAAAAIQDb4fbL7gAAAIUBAAATAAAAAAAAAAAAAAAA AAAAAABbQ29udGVudF9UeXBlc10ueG1sUEsBAi0AFAAGAAgAAAAhAFr0LFu/AAAAFQEAAAsAAAAA AAAAAAAAAAAAHwEAAF9yZWxzLy5yZWxzUEsBAi0AFAAGAAgAAAAhAEWoqyvBAAAA2gAAAA8AAAAA AAAAAAAAAAAABwIAAGRycy9kb3ducmV2LnhtbFBLBQYAAAAAAwADALcAAAD1AgAAAAA= " filled="f" stroked="f">
                   <v:textbox>
                     <w:txbxContent>
                       <w:sdt>
@@ -2115,53 +1901,11 @@
           <w:szCs w:val="22"/>
         </w:rPr>
         <w:t xml:space="preserve">© </w:t>
-      </w:r>
-      <w:r>
-        <w:rPr>
-          <w:rFonts w:ascii="Arial" w:hAnsi="Arial" w:cs="Arial"/>
-          <w:sz w:val="22"/>
-          <w:szCs w:val="22"/>
-        </w:rPr>
         <w:fldChar w:fldCharType="begin"/>
-      </w:r>
-      <w:r>
-        <w:rPr>
-          <w:rFonts w:ascii="Arial" w:hAnsi="Arial" w:cs="Arial"/>
-          <w:sz w:val="22"/>
-          <w:szCs w:val="22"/>
-        </w:rPr>
         <w:instrText xml:space="preserve"> {DATE \@ YYYY} </w:instrText>
-      </w:r>
-      <w:r>
-        <w:rPr>
-          <w:rFonts w:ascii="Arial" w:hAnsi="Arial" w:cs="Arial"/>
-          <w:sz w:val="22"/>
-          <w:szCs w:val="22"/>
-        </w:rPr>
         <w:fldChar w:fldCharType="end"/>
-      </w:r>
-      <w:r>
-        <w:rPr>
-          <w:rFonts w:ascii="Arial" w:hAnsi="Arial" w:cs="Arial"/>
-          <w:sz w:val="22"/>
-          <w:szCs w:val="22"/>
-        </w:rPr>
         <w:fldChar w:fldCharType="begin"/>
-      </w:r>
-      <w:r>
-        <w:rPr>
-          <w:rFonts w:ascii="Arial" w:hAnsi="Arial" w:cs="Arial"/>
-          <w:sz w:val="22"/>
-          <w:szCs w:val="22"/>
-        </w:rPr>
         <w:instrText xml:space="preserve"> DATE  \@ "yyyy"  \* MERGEFORMAT </w:instrText>
-      </w:r>
-      <w:r>
-        <w:rPr>
-          <w:rFonts w:ascii="Arial" w:hAnsi="Arial" w:cs="Arial"/>
-          <w:sz w:val="22"/>
-          <w:szCs w:val="22"/>
-        </w:rPr>
         <w:fldChar w:fldCharType="separate"/>
       </w:r>
       <w:r>
@@ -2199,23 +1943,7 @@
           <w:sz w:val="22"/>
           <w:szCs w:val="22"/>
         </w:rPr>
-        <w:t xml:space="preserve">Este documento e ficheiros anexos, caso existam, são confidenciais e destinados apenas </w:t>
-      </w:r>
-      <w:r>
-        <w:rPr>
-          <w:rFonts w:ascii="Arial" w:hAnsi="Arial" w:cs="Arial"/>
-          <w:sz w:val="22"/>
-          <w:szCs w:val="22"/>
-        </w:rPr>
-        <w:t>à</w:t>
-      </w:r>
-      <w:r>
-        <w:rPr>
-          <w:rFonts w:ascii="Arial" w:hAnsi="Arial" w:cs="Arial"/>
-          <w:sz w:val="22"/>
-          <w:szCs w:val="22"/>
-        </w:rPr>
-        <w:t xml:space="preserve"> (s) pessoa(s) ou entidade(s) acima referida(s), podendo conter informação confidencial, privilegiada, a qual não deverá ser divulgada, copiada, gravada ou distribuída nos termos da lei vigente.</w:t>
+        <w:t xml:space="preserve">Este documento e ficheiros anexos, caso existam, são confidenciais e destinados apenas à (s) pessoa(s) ou entidade(s) acima referida(s), podendo conter informação confidencial, privilegiada, a qual não deverá ser divulgada, copiada, gravada ou distribuída nos termos da lei vigente.</w:t>
       </w:r>
     </w:p>
     <w:p>
@@ -2778,34 +2506,7 @@
                 <w:szCs w:val="18"/>
                 <w:lang w:val="pt-PT"/>
               </w:rPr>
-              <w:t xml:space="preserve">Versão </w:t>
-            </w:r>
-            <w:r>
-              <w:rPr>
-                <w:rFonts w:ascii="Arial" w:hAnsi="Arial" w:cs="Arial"/>
-                <w:sz w:val="18"/>
-                <w:szCs w:val="18"/>
-                <w:lang w:val="pt-PT"/>
-              </w:rPr>
-              <w:t>inicial</w:t>
-            </w:r>
-            <w:r>
-              <w:rPr>
-                <w:rFonts w:ascii="Arial" w:hAnsi="Arial" w:cs="Arial"/>
-                <w:sz w:val="18"/>
-                <w:szCs w:val="18"/>
-                <w:lang w:val="pt-PT"/>
-              </w:rPr>
-              <w:t xml:space="preserve"> do </w:t>
-            </w:r>
-            <w:r>
-              <w:rPr>
-                <w:rFonts w:ascii="Arial" w:hAnsi="Arial" w:cs="Arial"/>
-                <w:sz w:val="18"/>
-                <w:szCs w:val="18"/>
-                <w:lang w:val="pt-PT"/>
-              </w:rPr>
-              <w:t>documento</w:t>
+              <w:t xml:space="preserve">Versão inicial do documento</w:t>
             </w:r>
           </w:p>
         </w:tc>
@@ -2886,17 +2587,7 @@
               <w:rFonts w:ascii="Arial" w:hAnsi="Arial" w:cs="Arial"/>
             </w:rPr>
             <w:fldChar w:fldCharType="begin"/>
-          </w:r>
-          <w:r>
-            <w:rPr>
-              <w:rFonts w:ascii="Arial" w:hAnsi="Arial" w:cs="Arial"/>
-            </w:rPr>
             <w:instrText xml:space="preserve"> TOC \o "1-3" \h \z \u </w:instrText>
-          </w:r>
-          <w:r>
-            <w:rPr>
-              <w:rFonts w:ascii="Arial" w:hAnsi="Arial" w:cs="Arial"/>
-            </w:rPr>
             <w:fldChar w:fldCharType="separate"/>
           </w:r>
         </w:p>
@@ -2945,46 +2636,10 @@
                 <w:webHidden/>
               </w:rPr>
               <w:tab/>
-            </w:r>
-            <w:r>
-              <w:rPr>
-                <w:noProof/>
-                <w:webHidden/>
-              </w:rPr>
               <w:fldChar w:fldCharType="begin"/>
-            </w:r>
-            <w:r>
-              <w:rPr>
-                <w:noProof/>
-                <w:webHidden/>
-              </w:rPr>
               <w:instrText xml:space="preserve"> PAGEREF _Toc114837761 \h </w:instrText>
-            </w:r>
-            <w:r>
-              <w:rPr>
-                <w:noProof/>
-                <w:webHidden/>
-              </w:rPr>
-            </w:r>
-            <w:r>
-              <w:rPr>
-                <w:noProof/>
-                <w:webHidden/>
-              </w:rPr>
               <w:fldChar w:fldCharType="separate"/>
-            </w:r>
-            <w:r>
-              <w:rPr>
-                <w:noProof/>
-                <w:webHidden/>
-              </w:rPr>
               <w:t>5</w:t>
-            </w:r>
-            <w:r>
-              <w:rPr>
-                <w:noProof/>
-                <w:webHidden/>
-              </w:rPr>
               <w:fldChar w:fldCharType="end"/>
             </w:r>
           </w:hyperlink>
@@ -3034,46 +2689,10 @@
                 <w:webHidden/>
               </w:rPr>
               <w:tab/>
-            </w:r>
-            <w:r>
-              <w:rPr>
-                <w:noProof/>
-                <w:webHidden/>
-              </w:rPr>
               <w:fldChar w:fldCharType="begin"/>
-            </w:r>
-            <w:r>
-              <w:rPr>
-                <w:noProof/>
-                <w:webHidden/>
-              </w:rPr>
               <w:instrText xml:space="preserve"> PAGEREF _Toc114837762 \h </w:instrText>
-            </w:r>
-            <w:r>
-              <w:rPr>
-                <w:noProof/>
-                <w:webHidden/>
-              </w:rPr>
-            </w:r>
-            <w:r>
-              <w:rPr>
-                <w:noProof/>
-                <w:webHidden/>
-              </w:rPr>
               <w:fldChar w:fldCharType="separate"/>
-            </w:r>
-            <w:r>
-              <w:rPr>
-                <w:noProof/>
-                <w:webHidden/>
-              </w:rPr>
               <w:t>5</w:t>
-            </w:r>
-            <w:r>
-              <w:rPr>
-                <w:noProof/>
-                <w:webHidden/>
-              </w:rPr>
               <w:fldChar w:fldCharType="end"/>
             </w:r>
           </w:hyperlink>
@@ -3123,46 +2742,10 @@
                 <w:webHidden/>
               </w:rPr>
               <w:tab/>
-            </w:r>
-            <w:r>
-              <w:rPr>
-                <w:noProof/>
-                <w:webHidden/>
-              </w:rPr>
               <w:fldChar w:fldCharType="begin"/>
-            </w:r>
-            <w:r>
-              <w:rPr>
-                <w:noProof/>
-                <w:webHidden/>
-              </w:rPr>
               <w:instrText xml:space="preserve"> PAGEREF _Toc114837763 \h </w:instrText>
-            </w:r>
-            <w:r>
-              <w:rPr>
-                <w:noProof/>
-                <w:webHidden/>
-              </w:rPr>
-            </w:r>
-            <w:r>
-              <w:rPr>
-                <w:noProof/>
-                <w:webHidden/>
-              </w:rPr>
               <w:fldChar w:fldCharType="separate"/>
-            </w:r>
-            <w:r>
-              <w:rPr>
-                <w:noProof/>
-                <w:webHidden/>
-              </w:rPr>
               <w:t>5</w:t>
-            </w:r>
-            <w:r>
-              <w:rPr>
-                <w:noProof/>
-                <w:webHidden/>
-              </w:rPr>
               <w:fldChar w:fldCharType="end"/>
             </w:r>
           </w:hyperlink>
@@ -3212,46 +2795,10 @@
                 <w:webHidden/>
               </w:rPr>
               <w:tab/>
-            </w:r>
-            <w:r>
-              <w:rPr>
-                <w:noProof/>
-                <w:webHidden/>
-              </w:rPr>
               <w:fldChar w:fldCharType="begin"/>
-            </w:r>
-            <w:r>
-              <w:rPr>
-                <w:noProof/>
-                <w:webHidden/>
-              </w:rPr>
               <w:instrText xml:space="preserve"> PAGEREF _Toc114837764 \h </w:instrText>
-            </w:r>
-            <w:r>
-              <w:rPr>
-                <w:noProof/>
-                <w:webHidden/>
-              </w:rPr>
-            </w:r>
-            <w:r>
-              <w:rPr>
-                <w:noProof/>
-                <w:webHidden/>
-              </w:rPr>
               <w:fldChar w:fldCharType="separate"/>
-            </w:r>
-            <w:r>
-              <w:rPr>
-                <w:noProof/>
-                <w:webHidden/>
-              </w:rPr>
               <w:t>5</w:t>
-            </w:r>
-            <w:r>
-              <w:rPr>
-                <w:noProof/>
-                <w:webHidden/>
-              </w:rPr>
               <w:fldChar w:fldCharType="end"/>
             </w:r>
           </w:hyperlink>
@@ -3301,46 +2848,10 @@
                 <w:webHidden/>
               </w:rPr>
               <w:tab/>
-            </w:r>
-            <w:r>
-              <w:rPr>
-                <w:noProof/>
-                <w:webHidden/>
-              </w:rPr>
               <w:fldChar w:fldCharType="begin"/>
-            </w:r>
-            <w:r>
-              <w:rPr>
-                <w:noProof/>
-                <w:webHidden/>
-              </w:rPr>
               <w:instrText xml:space="preserve"> PAGEREF _Toc114837765 \h </w:instrText>
-            </w:r>
-            <w:r>
-              <w:rPr>
-                <w:noProof/>
-                <w:webHidden/>
-              </w:rPr>
-            </w:r>
-            <w:r>
-              <w:rPr>
-                <w:noProof/>
-                <w:webHidden/>
-              </w:rPr>
               <w:fldChar w:fldCharType="separate"/>
-            </w:r>
-            <w:r>
-              <w:rPr>
-                <w:noProof/>
-                <w:webHidden/>
-              </w:rPr>
               <w:t>5</w:t>
-            </w:r>
-            <w:r>
-              <w:rPr>
-                <w:noProof/>
-                <w:webHidden/>
-              </w:rPr>
               <w:fldChar w:fldCharType="end"/>
             </w:r>
           </w:hyperlink>
@@ -3390,46 +2901,10 @@
                 <w:webHidden/>
               </w:rPr>
               <w:tab/>
-            </w:r>
-            <w:r>
-              <w:rPr>
-                <w:noProof/>
-                <w:webHidden/>
-              </w:rPr>
               <w:fldChar w:fldCharType="begin"/>
-            </w:r>
-            <w:r>
-              <w:rPr>
-                <w:noProof/>
-                <w:webHidden/>
-              </w:rPr>
               <w:instrText xml:space="preserve"> PAGEREF _Toc114837766 \h </w:instrText>
-            </w:r>
-            <w:r>
-              <w:rPr>
-                <w:noProof/>
-                <w:webHidden/>
-              </w:rPr>
-            </w:r>
-            <w:r>
-              <w:rPr>
-                <w:noProof/>
-                <w:webHidden/>
-              </w:rPr>
               <w:fldChar w:fldCharType="separate"/>
-            </w:r>
-            <w:r>
-              <w:rPr>
-                <w:noProof/>
-                <w:webHidden/>
-              </w:rPr>
               <w:t>6</w:t>
-            </w:r>
-            <w:r>
-              <w:rPr>
-                <w:noProof/>
-                <w:webHidden/>
-              </w:rPr>
               <w:fldChar w:fldCharType="end"/>
             </w:r>
           </w:hyperlink>
@@ -3479,46 +2954,10 @@
                 <w:webHidden/>
               </w:rPr>
               <w:tab/>
-            </w:r>
-            <w:r>
-              <w:rPr>
-                <w:noProof/>
-                <w:webHidden/>
-              </w:rPr>
               <w:fldChar w:fldCharType="begin"/>
-            </w:r>
-            <w:r>
-              <w:rPr>
-                <w:noProof/>
-                <w:webHidden/>
-              </w:rPr>
               <w:instrText xml:space="preserve"> PAGEREF _Toc114837767 \h </w:instrText>
-            </w:r>
-            <w:r>
-              <w:rPr>
-                <w:noProof/>
-                <w:webHidden/>
-              </w:rPr>
-            </w:r>
-            <w:r>
-              <w:rPr>
-                <w:noProof/>
-                <w:webHidden/>
-              </w:rPr>
               <w:fldChar w:fldCharType="separate"/>
-            </w:r>
-            <w:r>
-              <w:rPr>
-                <w:noProof/>
-                <w:webHidden/>
-              </w:rPr>
               <w:t>6</w:t>
-            </w:r>
-            <w:r>
-              <w:rPr>
-                <w:noProof/>
-                <w:webHidden/>
-              </w:rPr>
               <w:fldChar w:fldCharType="end"/>
             </w:r>
           </w:hyperlink>
@@ -3568,46 +3007,10 @@
                 <w:webHidden/>
               </w:rPr>
               <w:tab/>
-            </w:r>
-            <w:r>
-              <w:rPr>
-                <w:noProof/>
-                <w:webHidden/>
-              </w:rPr>
               <w:fldChar w:fldCharType="begin"/>
-            </w:r>
-            <w:r>
-              <w:rPr>
-                <w:noProof/>
-                <w:webHidden/>
-              </w:rPr>
               <w:instrText xml:space="preserve"> PAGEREF _Toc114837768 \h </w:instrText>
-            </w:r>
-            <w:r>
-              <w:rPr>
-                <w:noProof/>
-                <w:webHidden/>
-              </w:rPr>
-            </w:r>
-            <w:r>
-              <w:rPr>
-                <w:noProof/>
-                <w:webHidden/>
-              </w:rPr>
               <w:fldChar w:fldCharType="separate"/>
-            </w:r>
-            <w:r>
-              <w:rPr>
-                <w:noProof/>
-                <w:webHidden/>
-              </w:rPr>
               <w:t>6</w:t>
-            </w:r>
-            <w:r>
-              <w:rPr>
-                <w:noProof/>
-                <w:webHidden/>
-              </w:rPr>
               <w:fldChar w:fldCharType="end"/>
             </w:r>
           </w:hyperlink>
@@ -4058,27 +3461,7 @@
                 <w:sz w:val="20"/>
                 <w:szCs w:val="20"/>
               </w:rPr>
-              <w:t xml:space="preserve">Data Prevista </w:t>
-            </w:r>
-            <w:r>
-              <w:rPr>
-                <w:rFonts w:ascii="Arial" w:hAnsi="Arial" w:cs="Arial"/>
-                <w:b/>
-                <w:bCs/>
-                <w:sz w:val="20"/>
-                <w:szCs w:val="20"/>
-              </w:rPr>
-              <w:t>d</w:t>
-            </w:r>
-            <w:r>
-              <w:rPr>
-                <w:rFonts w:ascii="Arial" w:hAnsi="Arial" w:cs="Arial"/>
-                <w:b/>
-                <w:bCs/>
-                <w:sz w:val="20"/>
-                <w:szCs w:val="20"/>
-              </w:rPr>
-              <w:t>e Conclusão</w:t>
+              <w:t xml:space="preserve">Data Prevista de Conclusão</w:t>
             </w:r>
           </w:p>
         </w:tc>
@@ -4691,17 +4074,7 @@
                 <w:sz w:val="18"/>
                 <w:szCs w:val="18"/>
               </w:rPr>
-              <w:t>XX</w:t>
-            </w:r>
-            <w:r>
-              <w:rPr>
-                <w:rFonts w:ascii="Arial" w:hAnsi="Arial" w:cs="Arial"/>
-                <w:b/>
-                <w:bCs/>
-                <w:sz w:val="18"/>
-                <w:szCs w:val="18"/>
-              </w:rPr>
-              <w:t xml:space="preserve"> horas</w:t>
+              <w:t xml:space="preserve">XX horas</w:t>
             </w:r>
           </w:p>
         </w:tc>
@@ -5018,25 +4391,7 @@
           <w:sz w:val="19"/>
           <w:szCs w:val="19"/>
         </w:rPr>
-        <w:t xml:space="preserve">Capítulo a preencher pelo funcional. Colocar o descritivo e prints dos testes </w:t>
-      </w:r>
-      <w:r>
-        <w:rPr>
-          <w:rFonts w:ascii="Arial" w:hAnsi="Arial" w:cs="Arial"/>
-          <w:color w:val="808080" w:themeColor="background1" w:themeShade="80"/>
-          <w:sz w:val="19"/>
-          <w:szCs w:val="19"/>
-        </w:rPr>
-        <w:t>efetuados</w:t>
-      </w:r>
-      <w:r>
-        <w:rPr>
-          <w:rFonts w:ascii="Arial" w:hAnsi="Arial" w:cs="Arial"/>
-          <w:color w:val="808080" w:themeColor="background1" w:themeShade="80"/>
-          <w:sz w:val="19"/>
-          <w:szCs w:val="19"/>
-        </w:rPr>
-        <w:t>.</w:t>
+        <w:t xml:space="preserve">Capítulo a preencher pelo funcional. Colocar o descritivo e prints dos testes efetuados.</w:t>
       </w:r>
     </w:p>
     <w:p>
@@ -5190,25 +4545,7 @@
                 <w:sz w:val="18"/>
                 <w:szCs w:val="18"/>
               </w:rPr>
-              <w:t xml:space="preserve">(AAAAMMDD </w:t>
-            </w:r>
-            <w:proofErr w:type="gramStart"/>
-            <w:r>
-              <w:rPr>
-                <w:rFonts w:ascii="Arial" w:hAnsi="Arial" w:cs="Arial"/>
-                <w:sz w:val="18"/>
-                <w:szCs w:val="18"/>
-              </w:rPr>
-              <w:t>XX:YY</w:t>
-            </w:r>
-            <w:proofErr w:type="gramEnd"/>
-            <w:r>
-              <w:rPr>
-                <w:rFonts w:ascii="Arial" w:hAnsi="Arial" w:cs="Arial"/>
-                <w:sz w:val="18"/>
-                <w:szCs w:val="18"/>
-              </w:rPr>
-              <w:t xml:space="preserve"> </w:t>
+              <w:t xml:space="preserve">(AAAAMMDD XX:YY </w:t>
             </w:r>
           </w:p>
           <w:p>
@@ -6854,16 +6191,7 @@
           <w:sz w:val="19"/>
           <w:szCs w:val="19"/>
         </w:rPr>
-        <w:t>Capítulo a preencher pelo funcional e pelo técnico com as ordens de transporte utilizadas</w:t>
-      </w:r>
-      <w:r>
-        <w:rPr>
-          <w:rFonts w:ascii="Arial" w:hAnsi="Arial" w:cs="Arial"/>
-          <w:color w:val="808080" w:themeColor="background1" w:themeShade="80"/>
-          <w:sz w:val="19"/>
-          <w:szCs w:val="19"/>
-        </w:rPr>
-        <w:t>, pela ordem correta de passagem para os ambientes.</w:t>
+        <w:t>Capítulo a preencher pelo funcional e pelo técnico com as ordens de transporte utilizadas, pela ordem correta de passagem para os ambientes.</w:t>
       </w:r>
     </w:p>
     <w:p>
@@ -6913,7 +6241,7 @@
             <wp:extent cx="7567200" cy="10692000"/>
             <wp:effectExtent l="0" t="0" r="0" b="0"/>
             <wp:wrapNone/>
-            <wp:docPr id="1348253936" name="Imagem 11" descr="Uma imagem com texto, Tipo de letra, branco, Gráficos&#10;&#10;Descrição gerada automaticamente"/>
+            <wp:docPr id="1348253936" name="Imagem 11" descr="Uma imagem com texto, Tipo de letra, branco, Gráficos  Descrição gerada automaticamente"/>
             <wp:cNvGraphicFramePr>
               <a:graphicFrameLocks xmlns:a="http://schemas.openxmlformats.org/drawingml/2006/main" noChangeAspect="1"/>
             </wp:cNvGraphicFramePr>
@@ -6921,7 +6249,7 @@
               <a:graphicData uri="http://schemas.openxmlformats.org/drawingml/2006/picture">
                 <pic:pic xmlns:pic="http://schemas.openxmlformats.org/drawingml/2006/picture">
                   <pic:nvPicPr>
-                    <pic:cNvPr id="1348253936" name="Imagem 11" descr="Uma imagem com texto, Tipo de letra, branco, Gráficos&#10;&#10;Descrição gerada automaticamente"/>
+                    <pic:cNvPr id="1348253936" name="Imagem 11" descr="Uma imagem com texto, Tipo de letra, branco, Gráficos  Descrição gerada automaticamente"/>
                     <pic:cNvPicPr/>
                   </pic:nvPicPr>
                   <pic:blipFill>
